--- a/Section 9 Structual Layout TD Challange.docx
+++ b/Section 9 Structual Layout TD Challange.docx
@@ -275,7 +275,7 @@
       </w:pPr>
       <w:r>
         <w:drawing>
-          <wp:inline xmlns:wp14="http://schemas.microsoft.com/office/word/2010/wordprocessingDrawing" wp14:editId="32023B1D" wp14:anchorId="78078DEC">
+          <wp:inline xmlns:wp14="http://schemas.microsoft.com/office/word/2010/wordprocessingDrawing" wp14:editId="53EC7B6D" wp14:anchorId="78078DEC">
             <wp:extent cx="5208233" cy="838200"/>
             <wp:effectExtent l="0" t="0" r="0" b="0"/>
             <wp:docPr id="2071278476" name="drawing"/>
@@ -560,7 +560,7 @@
       </w:pPr>
       <w:r>
         <w:drawing>
-          <wp:inline wp14:editId="20184E0A" wp14:anchorId="2E3D3EF5">
+          <wp:inline wp14:editId="5FF735DE" wp14:anchorId="2E3D3EF5">
             <wp:extent cx="5070475" cy="858843"/>
             <wp:effectExtent l="0" t="0" r="0" b="0"/>
             <wp:docPr id="1691248671" name="drawing"/>
@@ -1642,7 +1642,7 @@
       </w:pPr>
       <w:r>
         <w:drawing>
-          <wp:inline wp14:editId="2EE65FD3" wp14:anchorId="32CE2D04">
+          <wp:inline wp14:editId="216D7459" wp14:anchorId="32CE2D04">
             <wp:extent cx="5453466" cy="893763"/>
             <wp:effectExtent l="0" t="0" r="0" b="0"/>
             <wp:docPr id="255631384" name="drawing"/>
@@ -2351,7 +2351,7 @@
       </w:pPr>
       <w:r>
         <w:drawing>
-          <wp:inline wp14:editId="6C8BF500" wp14:anchorId="5B8FE218">
+          <wp:inline wp14:editId="0E1E6272" wp14:anchorId="5B8FE218">
             <wp:extent cx="5744059" cy="941388"/>
             <wp:effectExtent l="0" t="0" r="0" b="0"/>
             <wp:docPr id="684228897" name="drawing"/>
@@ -3059,16 +3059,43 @@
     <w:p>
       <w:pPr>
         <w:spacing w:before="0" w:beforeAutospacing="off"/>
-      </w:pPr>
-      <w:r>
-        <w:rPr>
-          <w:rFonts w:ascii="Calibri" w:hAnsi="Calibri" w:eastAsia="Calibri" w:cs="Calibri"/>
-          <w:noProof w:val="0"/>
-          <w:sz w:val="24"/>
-          <w:szCs w:val="24"/>
-          <w:lang w:val="en-US"/>
-        </w:rPr>
-        <w:t xml:space="preserve">Whenever you are ready to pivot to that simulation, just say the word. Otherwise, we are perfectly set to move into the high-energy astrophysical emissions of </w:t>
+        <w:rPr>
+          <w:rFonts w:ascii="Calibri" w:hAnsi="Calibri" w:eastAsia="Calibri" w:cs="Calibri"/>
+          <w:noProof w:val="0"/>
+          <w:sz w:val="24"/>
+          <w:szCs w:val="24"/>
+          <w:lang w:val="en-US"/>
+        </w:rPr>
+      </w:pPr>
+      <w:r>
+        <w:rPr>
+          <w:rFonts w:ascii="Calibri" w:hAnsi="Calibri" w:eastAsia="Calibri" w:cs="Calibri"/>
+          <w:noProof w:val="0"/>
+          <w:sz w:val="24"/>
+          <w:szCs w:val="24"/>
+          <w:lang w:val="en-US"/>
+        </w:rPr>
+        <w:t xml:space="preserve">Whenever you are ready to </w:t>
+      </w:r>
+      <w:r>
+        <w:rPr>
+          <w:rFonts w:ascii="Calibri" w:hAnsi="Calibri" w:eastAsia="Calibri" w:cs="Calibri"/>
+          <w:noProof w:val="0"/>
+          <w:sz w:val="24"/>
+          <w:szCs w:val="24"/>
+          <w:lang w:val="en-US"/>
+        </w:rPr>
+        <w:t>pivot to</w:t>
+      </w:r>
+      <w:r>
+        <w:rPr>
+          <w:rFonts w:ascii="Calibri" w:hAnsi="Calibri" w:eastAsia="Calibri" w:cs="Calibri"/>
+          <w:noProof w:val="0"/>
+          <w:sz w:val="24"/>
+          <w:szCs w:val="24"/>
+          <w:lang w:val="en-US"/>
+        </w:rPr>
+        <w:t xml:space="preserve"> that simulation, just say the word. Otherwise, we are perfectly set to move into the high-energy astrophysical emissions of </w:t>
       </w:r>
       <w:r>
         <w:rPr>
@@ -3091,6 +3118,153 @@
           <w:lang w:val="en-US"/>
         </w:rPr>
         <w:t>. Where would you like to go next?</w:t>
+      </w:r>
+      <w:r>
+        <w:drawing>
+          <wp:inline wp14:editId="2D496E5F" wp14:anchorId="3FACC080">
+            <wp:extent cx="6778625" cy="4368447"/>
+            <wp:effectExtent l="0" t="0" r="0" b="0"/>
+            <wp:docPr id="963101387" name="drawing"/>
+            <wp:cNvGraphicFramePr>
+              <a:graphicFrameLocks noChangeAspect="1"/>
+            </wp:cNvGraphicFramePr>
+            <a:graphic>
+              <a:graphicData xmlns:a="http://schemas.openxmlformats.org/drawingml/2006/main" uri="http://schemas.openxmlformats.org/drawingml/2006/picture">
+                <pic:pic xmlns:pic="http://schemas.openxmlformats.org/drawingml/2006/picture">
+                  <pic:nvPicPr>
+                    <pic:cNvPr id="963101387" name="Picture 963101387"/>
+                    <pic:cNvPicPr/>
+                  </pic:nvPicPr>
+                  <pic:blipFill>
+                    <a:blip xmlns:r="http://schemas.openxmlformats.org/officeDocument/2006/relationships" r:embed="rId1822348796">
+                      <a:extLst>
+                        <a:ext uri="{28A0092B-C50C-407E-A947-70E740481C1C}">
+                          <a14:useLocalDpi xmlns:a14="http://schemas.microsoft.com/office/drawing/2010/main"/>
+                        </a:ext>
+                      </a:extLst>
+                    </a:blip>
+                    <a:stretch>
+                      <a:fillRect/>
+                    </a:stretch>
+                  </pic:blipFill>
+                  <pic:spPr>
+                    <a:xfrm rot="0">
+                      <a:off x="0" y="0"/>
+                      <a:ext cx="6778625" cy="4368447"/>
+                    </a:xfrm>
+                    <a:prstGeom prst="rect">
+                      <a:avLst/>
+                    </a:prstGeom>
+                  </pic:spPr>
+                </pic:pic>
+              </a:graphicData>
+            </a:graphic>
+          </wp:inline>
+        </w:drawing>
+      </w:r>
+      <w:r>
+        <w:rPr>
+          <w:rFonts w:ascii="Calibri" w:hAnsi="Calibri" w:eastAsia="Calibri" w:cs="Calibri"/>
+          <w:noProof w:val="0"/>
+          <w:sz w:val="24"/>
+          <w:szCs w:val="24"/>
+          <w:lang w:val="en-US"/>
+        </w:rPr>
+        <w:t xml:space="preserve">This table visually summarizes the diagnostic parameters that </w:t>
+      </w:r>
+      <w:r>
+        <w:rPr>
+          <w:rFonts w:ascii="Calibri" w:hAnsi="Calibri" w:eastAsia="Calibri" w:cs="Calibri"/>
+          <w:noProof w:val="0"/>
+          <w:sz w:val="24"/>
+          <w:szCs w:val="24"/>
+          <w:lang w:val="en-US"/>
+        </w:rPr>
+        <w:t>validate</w:t>
+      </w:r>
+      <w:r>
+        <w:rPr>
+          <w:rFonts w:ascii="Calibri" w:hAnsi="Calibri" w:eastAsia="Calibri" w:cs="Calibri"/>
+          <w:noProof w:val="0"/>
+          <w:sz w:val="24"/>
+          <w:szCs w:val="24"/>
+          <w:lang w:val="en-US"/>
+        </w:rPr>
+        <w:t xml:space="preserve"> the </w:t>
+      </w:r>
+      <w:r>
+        <w:rPr>
+          <w:rFonts w:ascii="Calibri" w:hAnsi="Calibri" w:eastAsia="Calibri" w:cs="Calibri"/>
+          <w:b w:val="1"/>
+          <w:bCs w:val="1"/>
+          <w:noProof w:val="0"/>
+          <w:sz w:val="24"/>
+          <w:szCs w:val="24"/>
+          <w:lang w:val="en-US"/>
+        </w:rPr>
+        <w:t>Sagnac</w:t>
+      </w:r>
+      <w:r>
+        <w:noBreakHyphen/>
+      </w:r>
+      <w:r>
+        <w:rPr>
+          <w:rFonts w:ascii="Calibri" w:hAnsi="Calibri" w:eastAsia="Calibri" w:cs="Calibri"/>
+          <w:b w:val="1"/>
+          <w:bCs w:val="1"/>
+          <w:noProof w:val="0"/>
+          <w:sz w:val="24"/>
+          <w:szCs w:val="24"/>
+          <w:lang w:val="en-US"/>
+        </w:rPr>
+        <w:t>Coalition Equivalence Law</w:t>
+      </w:r>
+      <w:r>
+        <w:rPr>
+          <w:rFonts w:ascii="Calibri" w:hAnsi="Calibri" w:eastAsia="Calibri" w:cs="Calibri"/>
+          <w:noProof w:val="0"/>
+          <w:sz w:val="24"/>
+          <w:szCs w:val="24"/>
+          <w:lang w:val="en-US"/>
+        </w:rPr>
+        <w:t xml:space="preserve"> within the </w:t>
+      </w:r>
+      <w:r>
+        <w:rPr>
+          <w:rFonts w:ascii="Calibri" w:hAnsi="Calibri" w:eastAsia="Calibri" w:cs="Calibri"/>
+          <w:b w:val="1"/>
+          <w:bCs w:val="1"/>
+          <w:noProof w:val="0"/>
+          <w:sz w:val="24"/>
+          <w:szCs w:val="24"/>
+          <w:lang w:val="en-US"/>
+        </w:rPr>
+        <w:t>SIMX</w:t>
+      </w:r>
+      <w:r>
+        <w:noBreakHyphen/>
+      </w:r>
+      <w:r>
+        <w:rPr>
+          <w:rFonts w:ascii="Calibri" w:hAnsi="Calibri" w:eastAsia="Calibri" w:cs="Calibri"/>
+          <w:b w:val="1"/>
+          <w:bCs w:val="1"/>
+          <w:noProof w:val="0"/>
+          <w:sz w:val="24"/>
+          <w:szCs w:val="24"/>
+          <w:lang w:val="en-US"/>
+        </w:rPr>
+        <w:t>204</w:t>
+      </w:r>
+      <w:r>
+        <w:rPr>
+          <w:rFonts w:ascii="Calibri" w:hAnsi="Calibri" w:eastAsia="Calibri" w:cs="Calibri"/>
+          <w:noProof w:val="0"/>
+          <w:sz w:val="24"/>
+          <w:szCs w:val="24"/>
+          <w:lang w:val="en-US"/>
+        </w:rPr>
+        <w:t xml:space="preserve"> run.</w:t>
       </w:r>
     </w:p>
     <w:p>
@@ -3098,6 +3272,51 @@
         <w:pStyle w:val="Normal"/>
         <w:spacing w:before="0" w:beforeAutospacing="off"/>
       </w:pPr>
+      <w:r>
+        <w:rPr>
+          <w:rFonts w:ascii="Calibri" w:hAnsi="Calibri" w:eastAsia="Calibri" w:cs="Calibri"/>
+          <w:noProof w:val="0"/>
+          <w:sz w:val="24"/>
+          <w:szCs w:val="24"/>
+          <w:lang w:val="en-US"/>
+        </w:rPr>
+        <w:t xml:space="preserve">So, the mirrors in the lab are equivalent to the </w:t>
+      </w:r>
+      <w:r>
+        <w:rPr>
+          <w:rFonts w:ascii="Calibri" w:hAnsi="Calibri" w:eastAsia="Calibri" w:cs="Calibri"/>
+          <w:b w:val="1"/>
+          <w:bCs w:val="1"/>
+          <w:noProof w:val="0"/>
+          <w:sz w:val="24"/>
+          <w:szCs w:val="24"/>
+          <w:lang w:val="en-US"/>
+        </w:rPr>
+        <w:t>magnetic boundaries</w:t>
+      </w:r>
+      <w:r>
+        <w:rPr>
+          <w:rFonts w:ascii="Calibri" w:hAnsi="Calibri" w:eastAsia="Calibri" w:cs="Calibri"/>
+          <w:noProof w:val="0"/>
+          <w:sz w:val="24"/>
+          <w:szCs w:val="24"/>
+          <w:lang w:val="en-US"/>
+        </w:rPr>
+        <w:t xml:space="preserve"> in your model — they’re what make the field lines “loop” and allow the counter</w:t>
+      </w:r>
+      <w:r>
+        <w:noBreakHyphen/>
+      </w:r>
+      <w:r>
+        <w:rPr>
+          <w:rFonts w:ascii="Calibri" w:hAnsi="Calibri" w:eastAsia="Calibri" w:cs="Calibri"/>
+          <w:noProof w:val="0"/>
+          <w:sz w:val="24"/>
+          <w:szCs w:val="24"/>
+          <w:lang w:val="en-US"/>
+        </w:rPr>
+        <w:t>propagating waves to interact.</w:t>
+      </w:r>
     </w:p>
     <w:p>
       <w:pPr>
@@ -4544,7 +4763,7 @@
     <w:next w:val="Normal"/>
     <w:unhideWhenUsed/>
     <w:qFormat/>
-    <w:rsid w:val="67411118"/>
+    <w:rsid w:val="4682CCE4"/>
     <w:rPr>
       <w:rFonts w:ascii="Aptos Display" w:hAnsi="Aptos Display" w:eastAsia="" w:cs="" w:asciiTheme="majorAscii" w:hAnsiTheme="majorAscii" w:eastAsiaTheme="majorEastAsia" w:cstheme="majorBidi"/>
       <w:color w:val="0F4761" w:themeColor="accent1" w:themeTint="FF" w:themeShade="BF"/>
@@ -4565,7 +4784,7 @@
     <w:next w:val="Normal"/>
     <w:unhideWhenUsed/>
     <w:qFormat/>
-    <w:rsid w:val="67411118"/>
+    <w:rsid w:val="4682CCE4"/>
     <w:rPr>
       <w:rFonts w:eastAsia="" w:cs="" w:eastAsiaTheme="majorEastAsia" w:cstheme="majorBidi"/>
       <w:color w:val="0F4761" w:themeColor="accent1" w:themeTint="FF" w:themeShade="BF"/>
@@ -4584,7 +4803,7 @@
     <w:name w:val="List Paragraph"/>
     <w:basedOn w:val="Normal"/>
     <w:qFormat/>
-    <w:rsid w:val="67411118"/>
+    <w:rsid w:val="4682CCE4"/>
     <w:pPr>
       <w:spacing/>
       <w:ind w:left="720"/>
@@ -4598,7 +4817,7 @@
     <w:next w:val="Normal"/>
     <w:unhideWhenUsed/>
     <w:qFormat/>
-    <w:rsid w:val="67411118"/>
+    <w:rsid w:val="4682CCE4"/>
     <w:rPr>
       <w:rFonts w:eastAsia="" w:cs="" w:eastAsiaTheme="majorEastAsia" w:cstheme="majorBidi"/>
       <w:i w:val="1"/>
